--- a/Documentacion/16 Uso de  Formato de Gestion de Cambios.docx
+++ b/Documentacion/16 Uso de  Formato de Gestion de Cambios.docx
@@ -1395,6 +1395,7 @@
                 <w:b w:val="0"/>
                 <w:bCs w:val="0"/>
                 <w:color w:val="000000" w:themeColor="text1"/>
+                <w:lang w:val="en-US"/>
               </w:rPr>
             </w:pPr>
             <w:r>
@@ -1402,6 +1403,7 @@
                 <w:b w:val="0"/>
                 <w:bCs w:val="0"/>
                 <w:color w:val="000000" w:themeColor="text1"/>
+                <w:lang w:val="en-US"/>
               </w:rPr>
               <w:t>Alex Mendoza Morante – Scrum Master</w:t>
             </w:r>
@@ -1695,6 +1697,7 @@
                 <w:b w:val="0"/>
                 <w:bCs w:val="0"/>
                 <w:color w:val="000000" w:themeColor="text1"/>
+                <w:lang w:val="en-US"/>
               </w:rPr>
             </w:pPr>
             <w:r>
@@ -1702,6 +1705,7 @@
                 <w:b w:val="0"/>
                 <w:bCs w:val="0"/>
                 <w:color w:val="000000" w:themeColor="text1"/>
+                <w:lang w:val="en-US"/>
               </w:rPr>
               <w:t>Microsoft Excel, Word, Jira y Git</w:t>
             </w:r>
@@ -2909,19 +2913,7 @@
           <w:szCs w:val="32"/>
         </w:rPr>
         <w:lastRenderedPageBreak/>
-        <w:t xml:space="preserve">Revision y </w:t>
-      </w:r>
-      <w:proofErr w:type="spellStart"/>
-      <w:r>
-        <w:rPr>
-          <w:rFonts w:ascii="Verdana" w:hAnsi="Verdana"/>
-          <w:b/>
-          <w:bCs/>
-          <w:color w:val="943634" w:themeColor="accent2" w:themeShade="BF"/>
-          <w:sz w:val="32"/>
-          <w:szCs w:val="32"/>
-        </w:rPr>
-        <w:t>Aprobaci</w:t>
+        <w:t>Revision y Aprobaci</w:t>
       </w:r>
       <w:r>
         <w:rPr>
@@ -2935,7 +2927,6 @@
         </w:rPr>
         <w:t>ó</w:t>
       </w:r>
-      <w:proofErr w:type="spellEnd"/>
       <w:r>
         <w:rPr>
           <w:rFonts w:ascii="Verdana" w:hAnsi="Verdana"/>
@@ -10807,7 +10798,6 @@
         </w:rPr>
       </w:pPr>
       <w:bookmarkStart w:id="4" w:name="_Toc240384890"/>
-      <w:proofErr w:type="spellStart"/>
       <w:r>
         <w:rPr>
           <w:rFonts w:ascii="Verdana" w:hAnsi="Verdana"/>
@@ -10819,7 +10809,6 @@
         <w:t>Introduccion</w:t>
       </w:r>
       <w:bookmarkEnd w:id="4"/>
-      <w:proofErr w:type="spellEnd"/>
     </w:p>
     <w:p>
       <w:pPr>
@@ -10900,7 +10889,6 @@
         </w:rPr>
       </w:pPr>
       <w:bookmarkStart w:id="5" w:name="_Toc240384891"/>
-      <w:proofErr w:type="spellStart"/>
       <w:r>
         <w:rPr>
           <w:rFonts w:ascii="Verdana" w:hAnsi="Verdana"/>
@@ -10910,7 +10898,6 @@
         <w:t>Objetivo</w:t>
       </w:r>
       <w:bookmarkEnd w:id="5"/>
-      <w:proofErr w:type="spellEnd"/>
     </w:p>
     <w:p>
       <w:pPr>
@@ -10949,35 +10936,15 @@
         </w:rPr>
       </w:pPr>
       <w:bookmarkStart w:id="6" w:name="_Toc240384892"/>
-      <w:proofErr w:type="spellStart"/>
       <w:r>
         <w:rPr>
           <w:rFonts w:ascii="Verdana" w:hAnsi="Verdana"/>
           <w:sz w:val="28"/>
           <w:szCs w:val="28"/>
         </w:rPr>
-        <w:t>Objetivos</w:t>
-      </w:r>
-      <w:proofErr w:type="spellEnd"/>
-      <w:r>
-        <w:rPr>
-          <w:rFonts w:ascii="Verdana" w:hAnsi="Verdana"/>
-          <w:sz w:val="28"/>
-          <w:szCs w:val="28"/>
-        </w:rPr>
-        <w:t xml:space="preserve"> </w:t>
-      </w:r>
-      <w:proofErr w:type="spellStart"/>
-      <w:r>
-        <w:rPr>
-          <w:rFonts w:ascii="Verdana" w:hAnsi="Verdana"/>
-          <w:sz w:val="28"/>
-          <w:szCs w:val="28"/>
-        </w:rPr>
-        <w:t>específicos</w:t>
+        <w:t>Objetivos específicos</w:t>
       </w:r>
       <w:bookmarkEnd w:id="6"/>
-      <w:proofErr w:type="spellEnd"/>
     </w:p>
     <w:p>
       <w:pPr>
@@ -11206,7 +11173,6 @@
         </w:rPr>
       </w:pPr>
       <w:bookmarkStart w:id="7" w:name="_Toc240384893"/>
-      <w:proofErr w:type="spellStart"/>
       <w:r>
         <w:rPr>
           <w:rFonts w:ascii="Verdana" w:hAnsi="Verdana"/>
@@ -11216,7 +11182,6 @@
         <w:t>Alcance</w:t>
       </w:r>
       <w:bookmarkEnd w:id="7"/>
-      <w:proofErr w:type="spellEnd"/>
     </w:p>
     <w:p>
       <w:pPr>
@@ -11579,6 +11544,7 @@
           <w:sz w:val="22"/>
           <w:szCs w:val="22"/>
         </w:rPr>
+        <w:lastRenderedPageBreak/>
         <w:t xml:space="preserve">Documentos académicos. </w:t>
       </w:r>
     </w:p>
@@ -11602,7 +11568,6 @@
           <w:sz w:val="22"/>
           <w:szCs w:val="22"/>
         </w:rPr>
-        <w:lastRenderedPageBreak/>
         <w:t xml:space="preserve">Presentaciones y evidencias del proyecto. </w:t>
       </w:r>
     </w:p>
@@ -11639,7 +11604,6 @@
         </w:rPr>
       </w:pPr>
       <w:bookmarkStart w:id="8" w:name="_Toc240384894"/>
-      <w:proofErr w:type="spellStart"/>
       <w:r>
         <w:rPr>
           <w:rFonts w:ascii="Verdana" w:hAnsi="Verdana"/>
@@ -11649,7 +11613,6 @@
         <w:t>Exclusiones</w:t>
       </w:r>
       <w:bookmarkEnd w:id="8"/>
-      <w:proofErr w:type="spellEnd"/>
     </w:p>
     <w:p>
       <w:pPr>
@@ -11866,35 +11829,15 @@
         </w:rPr>
       </w:pPr>
       <w:bookmarkStart w:id="9" w:name="_Toc240384895"/>
-      <w:proofErr w:type="spellStart"/>
       <w:r>
         <w:rPr>
           <w:rFonts w:ascii="Verdana" w:hAnsi="Verdana"/>
           <w:sz w:val="32"/>
           <w:szCs w:val="32"/>
         </w:rPr>
-        <w:t>Definiciones</w:t>
-      </w:r>
-      <w:proofErr w:type="spellEnd"/>
-      <w:r>
-        <w:rPr>
-          <w:rFonts w:ascii="Verdana" w:hAnsi="Verdana"/>
-          <w:sz w:val="32"/>
-          <w:szCs w:val="32"/>
-        </w:rPr>
-        <w:t xml:space="preserve"> y </w:t>
-      </w:r>
-      <w:proofErr w:type="spellStart"/>
-      <w:r>
-        <w:rPr>
-          <w:rFonts w:ascii="Verdana" w:hAnsi="Verdana"/>
-          <w:sz w:val="32"/>
-          <w:szCs w:val="32"/>
-        </w:rPr>
-        <w:t>abreviaturas</w:t>
+        <w:t>Definiciones y abreviaturas</w:t>
       </w:r>
       <w:bookmarkEnd w:id="9"/>
-      <w:proofErr w:type="spellEnd"/>
     </w:p>
     <w:tbl>
       <w:tblPr>
@@ -12119,23 +12062,13 @@
                 <w:szCs w:val="22"/>
               </w:rPr>
             </w:pPr>
-            <w:proofErr w:type="spellStart"/>
-            <w:r>
-              <w:rPr>
-                <w:rFonts w:ascii="Verdana" w:hAnsi="Verdana"/>
-                <w:sz w:val="22"/>
-                <w:szCs w:val="22"/>
-              </w:rPr>
-              <w:t>Request</w:t>
-            </w:r>
-            <w:proofErr w:type="spellEnd"/>
-            <w:r>
-              <w:rPr>
-                <w:rFonts w:ascii="Verdana" w:hAnsi="Verdana"/>
-                <w:sz w:val="22"/>
-                <w:szCs w:val="22"/>
-              </w:rPr>
-              <w:t xml:space="preserve"> for Change o solicitud de cambio.</w:t>
+            <w:r>
+              <w:rPr>
+                <w:rFonts w:ascii="Verdana" w:hAnsi="Verdana"/>
+                <w:sz w:val="22"/>
+                <w:szCs w:val="22"/>
+              </w:rPr>
+              <w:t>Request for Change o solicitud de cambio.</w:t>
             </w:r>
           </w:p>
         </w:tc>
@@ -12468,7 +12401,6 @@
                 <w:szCs w:val="22"/>
               </w:rPr>
             </w:pPr>
-            <w:proofErr w:type="spellStart"/>
             <w:r>
               <w:rPr>
                 <w:rFonts w:ascii="Verdana" w:hAnsi="Verdana"/>
@@ -12477,7 +12409,6 @@
               </w:rPr>
               <w:t>Rollback</w:t>
             </w:r>
-            <w:proofErr w:type="spellEnd"/>
           </w:p>
         </w:tc>
         <w:tc>
@@ -12679,53 +12610,15 @@
         </w:rPr>
       </w:pPr>
       <w:bookmarkStart w:id="10" w:name="_Toc240384896"/>
-      <w:proofErr w:type="spellStart"/>
       <w:r>
         <w:rPr>
           <w:rFonts w:ascii="Verdana" w:hAnsi="Verdana"/>
           <w:sz w:val="32"/>
           <w:szCs w:val="32"/>
         </w:rPr>
-        <w:t>Principios</w:t>
-      </w:r>
-      <w:proofErr w:type="spellEnd"/>
-      <w:r>
-        <w:rPr>
-          <w:rFonts w:ascii="Verdana" w:hAnsi="Verdana"/>
-          <w:sz w:val="32"/>
-          <w:szCs w:val="32"/>
-        </w:rPr>
-        <w:t xml:space="preserve"> de </w:t>
-      </w:r>
-      <w:proofErr w:type="spellStart"/>
-      <w:r>
-        <w:rPr>
-          <w:rFonts w:ascii="Verdana" w:hAnsi="Verdana"/>
-          <w:sz w:val="32"/>
-          <w:szCs w:val="32"/>
-        </w:rPr>
-        <w:t>gestión</w:t>
-      </w:r>
-      <w:proofErr w:type="spellEnd"/>
-      <w:r>
-        <w:rPr>
-          <w:rFonts w:ascii="Verdana" w:hAnsi="Verdana"/>
-          <w:sz w:val="32"/>
-          <w:szCs w:val="32"/>
-        </w:rPr>
-        <w:t xml:space="preserve"> de </w:t>
-      </w:r>
-      <w:proofErr w:type="spellStart"/>
-      <w:r>
-        <w:rPr>
-          <w:rFonts w:ascii="Verdana" w:hAnsi="Verdana"/>
-          <w:sz w:val="32"/>
-          <w:szCs w:val="32"/>
-        </w:rPr>
-        <w:t>cambios</w:t>
+        <w:t>Principios de gestión de cambios</w:t>
       </w:r>
       <w:bookmarkEnd w:id="10"/>
-      <w:proofErr w:type="spellEnd"/>
     </w:p>
     <w:p>
       <w:pPr>
@@ -12835,6 +12728,7 @@
           <w:sz w:val="22"/>
           <w:szCs w:val="22"/>
         </w:rPr>
+        <w:lastRenderedPageBreak/>
         <w:t xml:space="preserve">Los cambios deben relacionarse con los elementos afectados. </w:t>
       </w:r>
     </w:p>
@@ -12881,7 +12775,6 @@
           <w:sz w:val="22"/>
           <w:szCs w:val="22"/>
         </w:rPr>
-        <w:lastRenderedPageBreak/>
         <w:t xml:space="preserve">La implementación debe conservar evidencia. </w:t>
       </w:r>
     </w:p>
@@ -13734,7 +13627,7 @@
         <w:trPr>
           <w:gridAfter w:val="2"/>
           <w:wAfter w:w="192" w:type="dxa"/>
-          <w:trHeight w:val="464"/>
+          <w:trHeight w:val="497"/>
         </w:trPr>
         <w:tc>
           <w:tcPr>
@@ -21359,6 +21252,7 @@
                 <w:szCs w:val="20"/>
                 <w:lang w:val="es-EC" w:eastAsia="es-EC"/>
               </w:rPr>
+              <w:lastRenderedPageBreak/>
               <w:t>Proceso de pruebas planificado</w:t>
             </w:r>
           </w:p>
@@ -21725,7 +21619,6 @@
                 <w:szCs w:val="20"/>
                 <w:lang w:val="es-EC" w:eastAsia="es-EC"/>
               </w:rPr>
-              <w:lastRenderedPageBreak/>
               <w:t>Observaciones de la verificación</w:t>
             </w:r>
           </w:p>
@@ -22565,53 +22458,15 @@
         </w:rPr>
       </w:pPr>
       <w:bookmarkStart w:id="12" w:name="_Toc240384898"/>
-      <w:proofErr w:type="spellStart"/>
       <w:r>
         <w:rPr>
           <w:rFonts w:ascii="Verdana" w:hAnsi="Verdana"/>
           <w:sz w:val="32"/>
           <w:szCs w:val="32"/>
         </w:rPr>
-        <w:t>Clasificación</w:t>
-      </w:r>
-      <w:proofErr w:type="spellEnd"/>
-      <w:r>
-        <w:rPr>
-          <w:rFonts w:ascii="Verdana" w:hAnsi="Verdana"/>
-          <w:sz w:val="32"/>
-          <w:szCs w:val="32"/>
-        </w:rPr>
-        <w:t xml:space="preserve"> de </w:t>
-      </w:r>
-      <w:proofErr w:type="spellStart"/>
-      <w:r>
-        <w:rPr>
-          <w:rFonts w:ascii="Verdana" w:hAnsi="Verdana"/>
-          <w:sz w:val="32"/>
-          <w:szCs w:val="32"/>
-        </w:rPr>
-        <w:t>los</w:t>
-      </w:r>
-      <w:proofErr w:type="spellEnd"/>
-      <w:r>
-        <w:rPr>
-          <w:rFonts w:ascii="Verdana" w:hAnsi="Verdana"/>
-          <w:sz w:val="32"/>
-          <w:szCs w:val="32"/>
-        </w:rPr>
-        <w:t xml:space="preserve"> </w:t>
-      </w:r>
-      <w:proofErr w:type="spellStart"/>
-      <w:r>
-        <w:rPr>
-          <w:rFonts w:ascii="Verdana" w:hAnsi="Verdana"/>
-          <w:sz w:val="32"/>
-          <w:szCs w:val="32"/>
-        </w:rPr>
-        <w:t>cambios</w:t>
+        <w:t>Clasificación de los cambios</w:t>
       </w:r>
       <w:bookmarkEnd w:id="12"/>
-      <w:proofErr w:type="spellEnd"/>
     </w:p>
     <w:p>
       <w:pPr>
@@ -22629,53 +22484,15 @@
         </w:rPr>
       </w:pPr>
       <w:bookmarkStart w:id="13" w:name="_Toc240384899"/>
-      <w:proofErr w:type="spellStart"/>
       <w:r>
         <w:rPr>
           <w:rFonts w:ascii="Verdana" w:hAnsi="Verdana"/>
           <w:sz w:val="28"/>
           <w:szCs w:val="28"/>
         </w:rPr>
-        <w:t>Según</w:t>
-      </w:r>
-      <w:proofErr w:type="spellEnd"/>
-      <w:r>
-        <w:rPr>
-          <w:rFonts w:ascii="Verdana" w:hAnsi="Verdana"/>
-          <w:sz w:val="28"/>
-          <w:szCs w:val="28"/>
-        </w:rPr>
-        <w:t xml:space="preserve"> el </w:t>
-      </w:r>
-      <w:proofErr w:type="spellStart"/>
-      <w:r>
-        <w:rPr>
-          <w:rFonts w:ascii="Verdana" w:hAnsi="Verdana"/>
-          <w:sz w:val="28"/>
-          <w:szCs w:val="28"/>
-        </w:rPr>
-        <w:t>elemento</w:t>
-      </w:r>
-      <w:proofErr w:type="spellEnd"/>
-      <w:r>
-        <w:rPr>
-          <w:rFonts w:ascii="Verdana" w:hAnsi="Verdana"/>
-          <w:sz w:val="28"/>
-          <w:szCs w:val="28"/>
-        </w:rPr>
-        <w:t xml:space="preserve"> </w:t>
-      </w:r>
-      <w:proofErr w:type="spellStart"/>
-      <w:r>
-        <w:rPr>
-          <w:rFonts w:ascii="Verdana" w:hAnsi="Verdana"/>
-          <w:sz w:val="28"/>
-          <w:szCs w:val="28"/>
-        </w:rPr>
-        <w:t>afectado</w:t>
+        <w:t>Según el elemento afectado</w:t>
       </w:r>
       <w:bookmarkEnd w:id="13"/>
-      <w:proofErr w:type="spellEnd"/>
     </w:p>
     <w:tbl>
       <w:tblPr>
@@ -23188,53 +23005,15 @@
         </w:rPr>
       </w:pPr>
       <w:bookmarkStart w:id="14" w:name="_Toc240384900"/>
-      <w:proofErr w:type="spellStart"/>
       <w:r>
         <w:rPr>
           <w:rFonts w:ascii="Verdana" w:hAnsi="Verdana"/>
           <w:sz w:val="28"/>
           <w:szCs w:val="28"/>
         </w:rPr>
-        <w:t>Según</w:t>
-      </w:r>
-      <w:proofErr w:type="spellEnd"/>
-      <w:r>
-        <w:rPr>
-          <w:rFonts w:ascii="Verdana" w:hAnsi="Verdana"/>
-          <w:sz w:val="28"/>
-          <w:szCs w:val="28"/>
-        </w:rPr>
-        <w:t xml:space="preserve"> </w:t>
-      </w:r>
-      <w:proofErr w:type="spellStart"/>
-      <w:r>
-        <w:rPr>
-          <w:rFonts w:ascii="Verdana" w:hAnsi="Verdana"/>
-          <w:sz w:val="28"/>
-          <w:szCs w:val="28"/>
-        </w:rPr>
-        <w:t>su</w:t>
-      </w:r>
-      <w:proofErr w:type="spellEnd"/>
-      <w:r>
-        <w:rPr>
-          <w:rFonts w:ascii="Verdana" w:hAnsi="Verdana"/>
-          <w:sz w:val="28"/>
-          <w:szCs w:val="28"/>
-        </w:rPr>
-        <w:t xml:space="preserve"> </w:t>
-      </w:r>
-      <w:proofErr w:type="spellStart"/>
-      <w:r>
-        <w:rPr>
-          <w:rFonts w:ascii="Verdana" w:hAnsi="Verdana"/>
-          <w:sz w:val="28"/>
-          <w:szCs w:val="28"/>
-        </w:rPr>
-        <w:t>naturaleza</w:t>
+        <w:t>Según su naturaleza</w:t>
       </w:r>
       <w:bookmarkEnd w:id="14"/>
-      <w:proofErr w:type="spellEnd"/>
     </w:p>
     <w:tbl>
       <w:tblPr>
@@ -23492,6 +23271,7 @@
                 <w:sz w:val="22"/>
                 <w:szCs w:val="22"/>
               </w:rPr>
+              <w:lastRenderedPageBreak/>
               <w:t>Preventivo</w:t>
             </w:r>
           </w:p>
@@ -23649,20 +23429,9 @@
           <w:sz w:val="32"/>
           <w:szCs w:val="32"/>
         </w:rPr>
-        <w:lastRenderedPageBreak/>
-        <w:t xml:space="preserve">Roles y </w:t>
-      </w:r>
-      <w:proofErr w:type="spellStart"/>
-      <w:r>
-        <w:rPr>
-          <w:rFonts w:ascii="Verdana" w:hAnsi="Verdana"/>
-          <w:sz w:val="32"/>
-          <w:szCs w:val="32"/>
-        </w:rPr>
-        <w:t>responsabilidades</w:t>
+        <w:t>Roles y responsabilidades</w:t>
       </w:r>
       <w:bookmarkEnd w:id="15"/>
-      <w:proofErr w:type="spellEnd"/>
     </w:p>
     <w:p>
       <w:pPr>
@@ -23680,7 +23449,6 @@
         </w:rPr>
       </w:pPr>
       <w:bookmarkStart w:id="16" w:name="_Toc240384902"/>
-      <w:proofErr w:type="spellStart"/>
       <w:r>
         <w:rPr>
           <w:rFonts w:ascii="Verdana" w:hAnsi="Verdana"/>
@@ -23690,7 +23458,6 @@
         <w:t>Solicitante</w:t>
       </w:r>
       <w:bookmarkEnd w:id="16"/>
-      <w:proofErr w:type="spellEnd"/>
     </w:p>
     <w:p>
       <w:pPr>
@@ -24101,23 +23868,13 @@
         </w:rPr>
       </w:pPr>
       <w:bookmarkStart w:id="19" w:name="_Toc240384905"/>
-      <w:proofErr w:type="spellStart"/>
       <w:r>
         <w:rPr>
           <w:rFonts w:ascii="Verdana" w:hAnsi="Verdana"/>
           <w:sz w:val="28"/>
           <w:szCs w:val="28"/>
         </w:rPr>
-        <w:t>Arquitecto</w:t>
-      </w:r>
-      <w:proofErr w:type="spellEnd"/>
-      <w:r>
-        <w:rPr>
-          <w:rFonts w:ascii="Verdana" w:hAnsi="Verdana"/>
-          <w:sz w:val="28"/>
-          <w:szCs w:val="28"/>
-        </w:rPr>
-        <w:t xml:space="preserve"> de software</w:t>
+        <w:t>Arquitecto de software</w:t>
       </w:r>
       <w:bookmarkEnd w:id="19"/>
     </w:p>
@@ -24353,19 +24110,9 @@
           <w:sz w:val="28"/>
           <w:szCs w:val="28"/>
         </w:rPr>
-        <w:t xml:space="preserve">Backend y </w:t>
-      </w:r>
-      <w:proofErr w:type="spellStart"/>
-      <w:r>
-        <w:rPr>
-          <w:rFonts w:ascii="Verdana" w:hAnsi="Verdana"/>
-          <w:sz w:val="28"/>
-          <w:szCs w:val="28"/>
-        </w:rPr>
-        <w:t>datos</w:t>
+        <w:t>Backend y datos</w:t>
       </w:r>
       <w:bookmarkEnd w:id="21"/>
-      <w:proofErr w:type="spellEnd"/>
     </w:p>
     <w:p>
       <w:pPr>
@@ -24481,37 +24228,10 @@
           <w:sz w:val="28"/>
           <w:szCs w:val="28"/>
         </w:rPr>
-        <w:t xml:space="preserve">Calidad, </w:t>
-      </w:r>
-      <w:proofErr w:type="spellStart"/>
-      <w:r>
-        <w:rPr>
-          <w:rFonts w:ascii="Verdana" w:hAnsi="Verdana"/>
-          <w:sz w:val="28"/>
-          <w:szCs w:val="28"/>
-        </w:rPr>
-        <w:t>pruebas</w:t>
-      </w:r>
-      <w:proofErr w:type="spellEnd"/>
-      <w:r>
-        <w:rPr>
-          <w:rFonts w:ascii="Verdana" w:hAnsi="Verdana"/>
-          <w:sz w:val="28"/>
-          <w:szCs w:val="28"/>
-        </w:rPr>
-        <w:t xml:space="preserve"> y </w:t>
-      </w:r>
-      <w:proofErr w:type="spellStart"/>
-      <w:r>
-        <w:rPr>
-          <w:rFonts w:ascii="Verdana" w:hAnsi="Verdana"/>
-          <w:sz w:val="28"/>
-          <w:szCs w:val="28"/>
-        </w:rPr>
-        <w:t>seguridad</w:t>
+        <w:lastRenderedPageBreak/>
+        <w:t>Calidad, pruebas y seguridad</w:t>
       </w:r>
       <w:bookmarkEnd w:id="22"/>
-      <w:proofErr w:type="spellEnd"/>
     </w:p>
     <w:p>
       <w:pPr>
@@ -24623,7 +24343,6 @@
           <w:sz w:val="22"/>
           <w:szCs w:val="22"/>
         </w:rPr>
-        <w:lastRenderedPageBreak/>
         <w:t xml:space="preserve">Recomendar la aceptación o corrección del resultado. </w:t>
       </w:r>
     </w:p>
@@ -24643,53 +24362,15 @@
         </w:rPr>
       </w:pPr>
       <w:bookmarkStart w:id="23" w:name="_Toc240384909"/>
-      <w:proofErr w:type="spellStart"/>
       <w:r>
         <w:rPr>
           <w:rFonts w:ascii="Verdana" w:hAnsi="Verdana"/>
           <w:sz w:val="32"/>
           <w:szCs w:val="32"/>
         </w:rPr>
-        <w:t>Flujo</w:t>
-      </w:r>
-      <w:proofErr w:type="spellEnd"/>
-      <w:r>
-        <w:rPr>
-          <w:rFonts w:ascii="Verdana" w:hAnsi="Verdana"/>
-          <w:sz w:val="32"/>
-          <w:szCs w:val="32"/>
-        </w:rPr>
-        <w:t xml:space="preserve"> de </w:t>
-      </w:r>
-      <w:proofErr w:type="spellStart"/>
-      <w:r>
-        <w:rPr>
-          <w:rFonts w:ascii="Verdana" w:hAnsi="Verdana"/>
-          <w:sz w:val="32"/>
-          <w:szCs w:val="32"/>
-        </w:rPr>
-        <w:t>gestión</w:t>
-      </w:r>
-      <w:proofErr w:type="spellEnd"/>
-      <w:r>
-        <w:rPr>
-          <w:rFonts w:ascii="Verdana" w:hAnsi="Verdana"/>
-          <w:sz w:val="32"/>
-          <w:szCs w:val="32"/>
-        </w:rPr>
-        <w:t xml:space="preserve"> del </w:t>
-      </w:r>
-      <w:proofErr w:type="spellStart"/>
-      <w:r>
-        <w:rPr>
-          <w:rFonts w:ascii="Verdana" w:hAnsi="Verdana"/>
-          <w:sz w:val="32"/>
-          <w:szCs w:val="32"/>
-        </w:rPr>
-        <w:t>cambio</w:t>
+        <w:t>Flujo de gestión del cambio</w:t>
       </w:r>
       <w:bookmarkEnd w:id="23"/>
-      <w:proofErr w:type="spellEnd"/>
     </w:p>
     <w:p>
       <w:pPr>
@@ -25002,35 +24683,15 @@
         </w:rPr>
       </w:pPr>
       <w:bookmarkStart w:id="24" w:name="_Toc240384910"/>
-      <w:proofErr w:type="spellStart"/>
       <w:r>
         <w:rPr>
           <w:rFonts w:ascii="Verdana" w:hAnsi="Verdana"/>
           <w:sz w:val="32"/>
           <w:szCs w:val="32"/>
         </w:rPr>
-        <w:t>Estados</w:t>
-      </w:r>
-      <w:proofErr w:type="spellEnd"/>
-      <w:r>
-        <w:rPr>
-          <w:rFonts w:ascii="Verdana" w:hAnsi="Verdana"/>
-          <w:sz w:val="32"/>
-          <w:szCs w:val="32"/>
-        </w:rPr>
-        <w:t xml:space="preserve"> del </w:t>
-      </w:r>
-      <w:proofErr w:type="spellStart"/>
-      <w:r>
-        <w:rPr>
-          <w:rFonts w:ascii="Verdana" w:hAnsi="Verdana"/>
-          <w:sz w:val="32"/>
-          <w:szCs w:val="32"/>
-        </w:rPr>
-        <w:t>cambio</w:t>
+        <w:t>Estados del cambio</w:t>
       </w:r>
       <w:bookmarkEnd w:id="24"/>
-      <w:proofErr w:type="spellEnd"/>
     </w:p>
     <w:tbl>
       <w:tblPr>
@@ -25647,41 +25308,13 @@
         </w:rPr>
       </w:pPr>
       <w:bookmarkStart w:id="25" w:name="_Toc240384911"/>
-      <w:proofErr w:type="spellStart"/>
       <w:r>
         <w:rPr>
           <w:rFonts w:ascii="Verdana" w:hAnsi="Verdana"/>
           <w:sz w:val="32"/>
           <w:szCs w:val="32"/>
         </w:rPr>
-        <w:t>Descripción</w:t>
-      </w:r>
-      <w:proofErr w:type="spellEnd"/>
-      <w:r>
-        <w:rPr>
-          <w:rFonts w:ascii="Verdana" w:hAnsi="Verdana"/>
-          <w:sz w:val="32"/>
-          <w:szCs w:val="32"/>
-        </w:rPr>
-        <w:t xml:space="preserve"> del </w:t>
-      </w:r>
-      <w:proofErr w:type="spellStart"/>
-      <w:r>
-        <w:rPr>
-          <w:rFonts w:ascii="Verdana" w:hAnsi="Verdana"/>
-          <w:sz w:val="32"/>
-          <w:szCs w:val="32"/>
-        </w:rPr>
-        <w:t>archivo</w:t>
-      </w:r>
-      <w:proofErr w:type="spellEnd"/>
-      <w:r>
-        <w:rPr>
-          <w:rFonts w:ascii="Verdana" w:hAnsi="Verdana"/>
-          <w:sz w:val="32"/>
-          <w:szCs w:val="32"/>
-        </w:rPr>
-        <w:t xml:space="preserve"> Excel</w:t>
+        <w:t>Descripción del archivo Excel</w:t>
       </w:r>
       <w:bookmarkEnd w:id="25"/>
     </w:p>
@@ -25707,19 +25340,9 @@
           <w:sz w:val="28"/>
           <w:szCs w:val="28"/>
         </w:rPr>
-        <w:t xml:space="preserve">Hoja </w:t>
-      </w:r>
-      <w:proofErr w:type="spellStart"/>
-      <w:r>
-        <w:rPr>
-          <w:rFonts w:ascii="Verdana" w:hAnsi="Verdana"/>
-          <w:sz w:val="28"/>
-          <w:szCs w:val="28"/>
-        </w:rPr>
-        <w:t>Resumen</w:t>
+        <w:t>Hoja Resumen</w:t>
       </w:r>
       <w:bookmarkEnd w:id="26"/>
-      <w:proofErr w:type="spellEnd"/>
     </w:p>
     <w:p>
       <w:pPr>
@@ -25898,6 +25521,7 @@
           <w:sz w:val="22"/>
           <w:szCs w:val="22"/>
         </w:rPr>
+        <w:lastRenderedPageBreak/>
         <w:t xml:space="preserve">Cambios cerrados. </w:t>
       </w:r>
     </w:p>
@@ -26055,7 +25679,6 @@
           <w:sz w:val="22"/>
           <w:szCs w:val="22"/>
         </w:rPr>
-        <w:lastRenderedPageBreak/>
         <w:t>Los indicadores se actualizan mediante fórmulas tomando como fuente la hoja Registro de cambios.</w:t>
       </w:r>
     </w:p>
@@ -26081,19 +25704,9 @@
           <w:sz w:val="28"/>
           <w:szCs w:val="28"/>
         </w:rPr>
-        <w:t xml:space="preserve">Hoja Registro de </w:t>
-      </w:r>
-      <w:proofErr w:type="spellStart"/>
-      <w:r>
-        <w:rPr>
-          <w:rFonts w:ascii="Verdana" w:hAnsi="Verdana"/>
-          <w:sz w:val="28"/>
-          <w:szCs w:val="28"/>
-        </w:rPr>
-        <w:t>cambios</w:t>
+        <w:t>Hoja Registro de cambios</w:t>
       </w:r>
       <w:bookmarkEnd w:id="27"/>
-      <w:proofErr w:type="spellEnd"/>
     </w:p>
     <w:p>
       <w:pPr>
@@ -26156,37 +25769,9 @@
           <w:sz w:val="28"/>
           <w:szCs w:val="28"/>
         </w:rPr>
-        <w:t xml:space="preserve">Hoja </w:t>
-      </w:r>
-      <w:proofErr w:type="spellStart"/>
-      <w:r>
-        <w:rPr>
-          <w:rFonts w:ascii="Verdana" w:hAnsi="Verdana"/>
-          <w:sz w:val="28"/>
-          <w:szCs w:val="28"/>
-        </w:rPr>
-        <w:t>Solicitud</w:t>
-      </w:r>
-      <w:proofErr w:type="spellEnd"/>
-      <w:r>
-        <w:rPr>
-          <w:rFonts w:ascii="Verdana" w:hAnsi="Verdana"/>
-          <w:sz w:val="28"/>
-          <w:szCs w:val="28"/>
-        </w:rPr>
-        <w:t xml:space="preserve"> de </w:t>
-      </w:r>
-      <w:proofErr w:type="spellStart"/>
-      <w:r>
-        <w:rPr>
-          <w:rFonts w:ascii="Verdana" w:hAnsi="Verdana"/>
-          <w:sz w:val="28"/>
-          <w:szCs w:val="28"/>
-        </w:rPr>
-        <w:t>cambio</w:t>
+        <w:t>Hoja Solicitud de cambio</w:t>
       </w:r>
       <w:bookmarkEnd w:id="28"/>
-      <w:proofErr w:type="spellEnd"/>
     </w:p>
     <w:p>
       <w:pPr>
@@ -26230,19 +25815,9 @@
           <w:sz w:val="28"/>
           <w:szCs w:val="28"/>
         </w:rPr>
-        <w:t xml:space="preserve">Hoja </w:t>
-      </w:r>
-      <w:proofErr w:type="spellStart"/>
-      <w:r>
-        <w:rPr>
-          <w:rFonts w:ascii="Verdana" w:hAnsi="Verdana"/>
-          <w:sz w:val="28"/>
-          <w:szCs w:val="28"/>
-        </w:rPr>
-        <w:t>Catálogos</w:t>
+        <w:t>Hoja Catálogos</w:t>
       </w:r>
       <w:bookmarkEnd w:id="29"/>
-      <w:proofErr w:type="spellEnd"/>
     </w:p>
     <w:p>
       <w:pPr>
@@ -26931,6 +26506,7 @@
                 <w:sz w:val="22"/>
                 <w:szCs w:val="22"/>
               </w:rPr>
+              <w:lastRenderedPageBreak/>
               <w:t>Descripción</w:t>
             </w:r>
           </w:p>
@@ -27060,43 +26636,7 @@
                 <w:sz w:val="22"/>
                 <w:szCs w:val="22"/>
               </w:rPr>
-              <w:t xml:space="preserve">Nivel de atención requerido: </w:t>
-            </w:r>
-            <w:proofErr w:type="spellStart"/>
-            <w:r>
-              <w:rPr>
-                <w:rFonts w:ascii="Verdana" w:hAnsi="Verdana"/>
-                <w:sz w:val="22"/>
-                <w:szCs w:val="22"/>
-              </w:rPr>
-              <w:t>Highest</w:t>
-            </w:r>
-            <w:proofErr w:type="spellEnd"/>
-            <w:r>
-              <w:rPr>
-                <w:rFonts w:ascii="Verdana" w:hAnsi="Verdana"/>
-                <w:sz w:val="22"/>
-                <w:szCs w:val="22"/>
-              </w:rPr>
-              <w:t xml:space="preserve">, High, Low o </w:t>
-            </w:r>
-            <w:proofErr w:type="spellStart"/>
-            <w:r>
-              <w:rPr>
-                <w:rFonts w:ascii="Verdana" w:hAnsi="Verdana"/>
-                <w:sz w:val="22"/>
-                <w:szCs w:val="22"/>
-              </w:rPr>
-              <w:t>Lowest</w:t>
-            </w:r>
-            <w:proofErr w:type="spellEnd"/>
-            <w:r>
-              <w:rPr>
-                <w:rFonts w:ascii="Verdana" w:hAnsi="Verdana"/>
-                <w:sz w:val="22"/>
-                <w:szCs w:val="22"/>
-              </w:rPr>
-              <w:t>.</w:t>
+              <w:t>Nivel de atención requerido: Highest, High, Low o Lowest.</w:t>
             </w:r>
           </w:p>
         </w:tc>
@@ -27178,7 +26718,6 @@
           <w:szCs w:val="32"/>
           <w:lang w:val="es-EC"/>
         </w:rPr>
-        <w:lastRenderedPageBreak/>
         <w:t>Instrucciones de alcance y trazabilidad</w:t>
       </w:r>
       <w:bookmarkEnd w:id="31"/>
@@ -28378,6 +27917,7 @@
                 <w:sz w:val="22"/>
                 <w:szCs w:val="22"/>
               </w:rPr>
+              <w:lastRenderedPageBreak/>
               <w:t>Esfuerzo estimado</w:t>
             </w:r>
           </w:p>
@@ -28477,35 +28017,15 @@
         </w:rPr>
       </w:pPr>
       <w:bookmarkStart w:id="33" w:name="_Toc240384919"/>
-      <w:proofErr w:type="spellStart"/>
       <w:r>
         <w:rPr>
           <w:rFonts w:ascii="Verdana" w:hAnsi="Verdana"/>
           <w:sz w:val="32"/>
           <w:szCs w:val="32"/>
         </w:rPr>
-        <w:t>Evaluación</w:t>
-      </w:r>
-      <w:proofErr w:type="spellEnd"/>
-      <w:r>
-        <w:rPr>
-          <w:rFonts w:ascii="Verdana" w:hAnsi="Verdana"/>
-          <w:sz w:val="32"/>
-          <w:szCs w:val="32"/>
-        </w:rPr>
-        <w:t xml:space="preserve"> del </w:t>
-      </w:r>
-      <w:proofErr w:type="spellStart"/>
-      <w:r>
-        <w:rPr>
-          <w:rFonts w:ascii="Verdana" w:hAnsi="Verdana"/>
-          <w:sz w:val="32"/>
-          <w:szCs w:val="32"/>
-        </w:rPr>
-        <w:t>riesgo</w:t>
+        <w:t>Evaluación del riesgo</w:t>
       </w:r>
       <w:bookmarkEnd w:id="33"/>
-      <w:proofErr w:type="spellEnd"/>
     </w:p>
     <w:p>
       <w:pPr>
@@ -28523,7 +28043,6 @@
         </w:rPr>
       </w:pPr>
       <w:bookmarkStart w:id="34" w:name="_Toc240384920"/>
-      <w:proofErr w:type="spellStart"/>
       <w:r>
         <w:rPr>
           <w:rFonts w:ascii="Verdana" w:hAnsi="Verdana"/>
@@ -28533,7 +28052,6 @@
         <w:t>Probabilidad</w:t>
       </w:r>
       <w:bookmarkEnd w:id="34"/>
-      <w:proofErr w:type="spellEnd"/>
     </w:p>
     <w:tbl>
       <w:tblPr>
@@ -28642,7 +28160,6 @@
                 <w:sz w:val="22"/>
                 <w:szCs w:val="22"/>
               </w:rPr>
-              <w:lastRenderedPageBreak/>
               <w:t>1</w:t>
             </w:r>
           </w:p>
@@ -29294,7 +28811,6 @@
         </w:rPr>
       </w:pPr>
       <w:bookmarkStart w:id="36" w:name="_Toc240384922"/>
-      <w:proofErr w:type="spellStart"/>
       <w:r>
         <w:rPr>
           <w:rFonts w:ascii="Verdana" w:hAnsi="Verdana"/>
@@ -29304,7 +28820,6 @@
         <w:t>Exposición</w:t>
       </w:r>
       <w:bookmarkEnd w:id="36"/>
-      <w:proofErr w:type="spellEnd"/>
     </w:p>
     <w:p>
       <w:pPr>
@@ -29671,19 +29186,9 @@
           <w:sz w:val="28"/>
           <w:szCs w:val="28"/>
         </w:rPr>
-        <w:t xml:space="preserve">Campos </w:t>
-      </w:r>
-      <w:proofErr w:type="spellStart"/>
-      <w:r>
-        <w:rPr>
-          <w:rFonts w:ascii="Verdana" w:hAnsi="Verdana"/>
-          <w:sz w:val="28"/>
-          <w:szCs w:val="28"/>
-        </w:rPr>
-        <w:t>relacionados</w:t>
+        <w:t>Campos relacionados</w:t>
       </w:r>
       <w:bookmarkEnd w:id="37"/>
-      <w:proofErr w:type="spellEnd"/>
     </w:p>
     <w:tbl>
       <w:tblPr>
@@ -30040,35 +29545,15 @@
         </w:rPr>
       </w:pPr>
       <w:bookmarkStart w:id="38" w:name="_Toc240384924"/>
-      <w:proofErr w:type="spellStart"/>
       <w:r>
         <w:rPr>
           <w:rFonts w:ascii="Verdana" w:hAnsi="Verdana"/>
           <w:sz w:val="32"/>
           <w:szCs w:val="32"/>
         </w:rPr>
-        <w:t>Determinación</w:t>
-      </w:r>
-      <w:proofErr w:type="spellEnd"/>
-      <w:r>
-        <w:rPr>
-          <w:rFonts w:ascii="Verdana" w:hAnsi="Verdana"/>
-          <w:sz w:val="32"/>
-          <w:szCs w:val="32"/>
-        </w:rPr>
-        <w:t xml:space="preserve"> de </w:t>
-      </w:r>
-      <w:proofErr w:type="spellStart"/>
-      <w:r>
-        <w:rPr>
-          <w:rFonts w:ascii="Verdana" w:hAnsi="Verdana"/>
-          <w:sz w:val="32"/>
-          <w:szCs w:val="32"/>
-        </w:rPr>
-        <w:t>prioridad</w:t>
+        <w:t>Determinación de prioridad</w:t>
       </w:r>
       <w:bookmarkEnd w:id="38"/>
-      <w:proofErr w:type="spellEnd"/>
     </w:p>
     <w:p>
       <w:pPr>
@@ -30184,7 +29669,6 @@
                 <w:szCs w:val="22"/>
               </w:rPr>
             </w:pPr>
-            <w:proofErr w:type="spellStart"/>
             <w:r>
               <w:rPr>
                 <w:rFonts w:ascii="Verdana" w:hAnsi="Verdana"/>
@@ -30193,7 +29677,6 @@
               </w:rPr>
               <w:t>Highest</w:t>
             </w:r>
-            <w:proofErr w:type="spellEnd"/>
           </w:p>
         </w:tc>
         <w:tc>
@@ -30217,7 +29700,16 @@
                 <w:sz w:val="22"/>
                 <w:szCs w:val="22"/>
               </w:rPr>
-              <w:t>Cambio crítico que compromete funcionamiento, seguridad o entrega del MVP.</w:t>
+              <w:t xml:space="preserve">Cambio crítico que compromete funcionamiento, seguridad o entrega </w:t>
+            </w:r>
+            <w:r>
+              <w:rPr>
+                <w:rFonts w:ascii="Verdana" w:hAnsi="Verdana"/>
+                <w:sz w:val="22"/>
+                <w:szCs w:val="22"/>
+              </w:rPr>
+              <w:lastRenderedPageBreak/>
+              <w:t>del MVP.</w:t>
             </w:r>
           </w:p>
         </w:tc>
@@ -30244,6 +29736,7 @@
                 <w:sz w:val="22"/>
                 <w:szCs w:val="22"/>
               </w:rPr>
+              <w:lastRenderedPageBreak/>
               <w:t>High</w:t>
             </w:r>
           </w:p>
@@ -30342,7 +29835,6 @@
                 <w:szCs w:val="22"/>
               </w:rPr>
             </w:pPr>
-            <w:proofErr w:type="spellStart"/>
             <w:r>
               <w:rPr>
                 <w:rFonts w:ascii="Verdana" w:hAnsi="Verdana"/>
@@ -30351,7 +29843,6 @@
               </w:rPr>
               <w:t>Lowest</w:t>
             </w:r>
-            <w:proofErr w:type="spellEnd"/>
           </w:p>
         </w:tc>
         <w:tc>
@@ -30417,35 +29908,15 @@
         </w:rPr>
       </w:pPr>
       <w:bookmarkStart w:id="39" w:name="_Toc240384925"/>
-      <w:proofErr w:type="spellStart"/>
       <w:r>
         <w:rPr>
           <w:rFonts w:ascii="Verdana" w:hAnsi="Verdana"/>
           <w:sz w:val="32"/>
           <w:szCs w:val="32"/>
         </w:rPr>
-        <w:t>Decisión</w:t>
-      </w:r>
-      <w:proofErr w:type="spellEnd"/>
-      <w:r>
-        <w:rPr>
-          <w:rFonts w:ascii="Verdana" w:hAnsi="Verdana"/>
-          <w:sz w:val="32"/>
-          <w:szCs w:val="32"/>
-        </w:rPr>
-        <w:t xml:space="preserve"> y </w:t>
-      </w:r>
-      <w:proofErr w:type="spellStart"/>
-      <w:r>
-        <w:rPr>
-          <w:rFonts w:ascii="Verdana" w:hAnsi="Verdana"/>
-          <w:sz w:val="32"/>
-          <w:szCs w:val="32"/>
-        </w:rPr>
-        <w:t>aprobación</w:t>
+        <w:t>Decisión y aprobación</w:t>
       </w:r>
       <w:bookmarkEnd w:id="39"/>
-      <w:proofErr w:type="spellEnd"/>
     </w:p>
     <w:tbl>
       <w:tblPr>
@@ -30547,7 +30018,6 @@
                 <w:sz w:val="22"/>
                 <w:szCs w:val="22"/>
               </w:rPr>
-              <w:lastRenderedPageBreak/>
               <w:t>Aprobador</w:t>
             </w:r>
           </w:p>
@@ -30959,35 +30429,15 @@
         </w:rPr>
       </w:pPr>
       <w:bookmarkStart w:id="40" w:name="_Toc240384926"/>
-      <w:proofErr w:type="spellStart"/>
       <w:r>
         <w:rPr>
           <w:rFonts w:ascii="Verdana" w:hAnsi="Verdana"/>
           <w:sz w:val="28"/>
           <w:szCs w:val="28"/>
         </w:rPr>
-        <w:t>Criterios</w:t>
-      </w:r>
-      <w:proofErr w:type="spellEnd"/>
-      <w:r>
-        <w:rPr>
-          <w:rFonts w:ascii="Verdana" w:hAnsi="Verdana"/>
-          <w:sz w:val="28"/>
-          <w:szCs w:val="28"/>
-        </w:rPr>
-        <w:t xml:space="preserve"> para </w:t>
-      </w:r>
-      <w:proofErr w:type="spellStart"/>
-      <w:r>
-        <w:rPr>
-          <w:rFonts w:ascii="Verdana" w:hAnsi="Verdana"/>
-          <w:sz w:val="28"/>
-          <w:szCs w:val="28"/>
-        </w:rPr>
-        <w:t>aprobar</w:t>
+        <w:t>Criterios para aprobar</w:t>
       </w:r>
       <w:bookmarkEnd w:id="40"/>
-      <w:proofErr w:type="spellEnd"/>
     </w:p>
     <w:p>
       <w:pPr>
@@ -31185,35 +30635,15 @@
         </w:rPr>
       </w:pPr>
       <w:bookmarkStart w:id="41" w:name="_Toc240384927"/>
-      <w:proofErr w:type="spellStart"/>
       <w:r>
         <w:rPr>
           <w:rFonts w:ascii="Verdana" w:hAnsi="Verdana"/>
           <w:sz w:val="32"/>
           <w:szCs w:val="32"/>
         </w:rPr>
-        <w:t>Planificación</w:t>
-      </w:r>
-      <w:proofErr w:type="spellEnd"/>
-      <w:r>
-        <w:rPr>
-          <w:rFonts w:ascii="Verdana" w:hAnsi="Verdana"/>
-          <w:sz w:val="32"/>
-          <w:szCs w:val="32"/>
-        </w:rPr>
-        <w:t xml:space="preserve"> de la </w:t>
-      </w:r>
-      <w:proofErr w:type="spellStart"/>
-      <w:r>
-        <w:rPr>
-          <w:rFonts w:ascii="Verdana" w:hAnsi="Verdana"/>
-          <w:sz w:val="32"/>
-          <w:szCs w:val="32"/>
-        </w:rPr>
-        <w:t>implementación</w:t>
+        <w:t>Planificación de la implementación</w:t>
       </w:r>
       <w:bookmarkEnd w:id="41"/>
-      <w:proofErr w:type="spellEnd"/>
     </w:p>
     <w:tbl>
       <w:tblPr>
@@ -31704,7 +31134,16 @@
                 <w:sz w:val="22"/>
                 <w:szCs w:val="22"/>
               </w:rPr>
-              <w:t>Copia de seguridad o versión que permita recuperar el estado anterior.</w:t>
+              <w:t xml:space="preserve">Copia de seguridad o versión que permita recuperar el </w:t>
+            </w:r>
+            <w:r>
+              <w:rPr>
+                <w:rFonts w:ascii="Verdana" w:hAnsi="Verdana"/>
+                <w:sz w:val="22"/>
+                <w:szCs w:val="22"/>
+              </w:rPr>
+              <w:lastRenderedPageBreak/>
+              <w:t>estado anterior.</w:t>
             </w:r>
           </w:p>
         </w:tc>
@@ -31731,6 +31170,7 @@
                 <w:sz w:val="22"/>
                 <w:szCs w:val="22"/>
               </w:rPr>
+              <w:lastRenderedPageBreak/>
               <w:t>Plan de reversión</w:t>
             </w:r>
           </w:p>
@@ -31778,7 +31218,6 @@
         </w:rPr>
       </w:pPr>
       <w:bookmarkStart w:id="42" w:name="_Toc240384928"/>
-      <w:proofErr w:type="spellStart"/>
       <w:r>
         <w:rPr>
           <w:rFonts w:ascii="Verdana" w:hAnsi="Verdana"/>
@@ -31788,7 +31227,6 @@
         <w:t>Implementación</w:t>
       </w:r>
       <w:bookmarkEnd w:id="42"/>
-      <w:proofErr w:type="spellEnd"/>
     </w:p>
     <w:tbl>
       <w:tblPr>
@@ -32123,16 +31561,7 @@
                 <w:sz w:val="22"/>
                 <w:szCs w:val="22"/>
               </w:rPr>
-              <w:t xml:space="preserve">Firma, tarea de Jira, commit, archivo o evidencia </w:t>
-            </w:r>
-            <w:r>
-              <w:rPr>
-                <w:rFonts w:ascii="Verdana" w:hAnsi="Verdana"/>
-                <w:sz w:val="22"/>
-                <w:szCs w:val="22"/>
-              </w:rPr>
-              <w:lastRenderedPageBreak/>
-              <w:t>equivalente.</w:t>
+              <w:t>Firma, tarea de Jira, commit, archivo o evidencia equivalente.</w:t>
             </w:r>
           </w:p>
         </w:tc>
@@ -32159,7 +31588,6 @@
                 <w:sz w:val="22"/>
                 <w:szCs w:val="22"/>
               </w:rPr>
-              <w:lastRenderedPageBreak/>
               <w:t>Versión resultante</w:t>
             </w:r>
           </w:p>
@@ -32289,25 +31717,7 @@
                 <w:sz w:val="22"/>
                 <w:szCs w:val="22"/>
               </w:rPr>
-              <w:t xml:space="preserve">Indicar si fue necesario ejecutar el </w:t>
-            </w:r>
-            <w:proofErr w:type="spellStart"/>
-            <w:r>
-              <w:rPr>
-                <w:rFonts w:ascii="Verdana" w:hAnsi="Verdana"/>
-                <w:sz w:val="22"/>
-                <w:szCs w:val="22"/>
-              </w:rPr>
-              <w:t>rollback</w:t>
-            </w:r>
-            <w:proofErr w:type="spellEnd"/>
-            <w:r>
-              <w:rPr>
-                <w:rFonts w:ascii="Verdana" w:hAnsi="Verdana"/>
-                <w:sz w:val="22"/>
-                <w:szCs w:val="22"/>
-              </w:rPr>
-              <w:t>.</w:t>
+              <w:t>Indicar si fue necesario ejecutar el rollback.</w:t>
             </w:r>
           </w:p>
         </w:tc>
@@ -32871,35 +32281,15 @@
         </w:rPr>
       </w:pPr>
       <w:bookmarkStart w:id="44" w:name="_Toc240384930"/>
-      <w:proofErr w:type="spellStart"/>
       <w:r>
         <w:rPr>
           <w:rFonts w:ascii="Verdana" w:hAnsi="Verdana"/>
           <w:sz w:val="32"/>
           <w:szCs w:val="32"/>
         </w:rPr>
-        <w:t>Verificación</w:t>
-      </w:r>
-      <w:proofErr w:type="spellEnd"/>
-      <w:r>
-        <w:rPr>
-          <w:rFonts w:ascii="Verdana" w:hAnsi="Verdana"/>
-          <w:sz w:val="32"/>
-          <w:szCs w:val="32"/>
-        </w:rPr>
-        <w:t xml:space="preserve"> posterior a la </w:t>
-      </w:r>
-      <w:proofErr w:type="spellStart"/>
-      <w:r>
-        <w:rPr>
-          <w:rFonts w:ascii="Verdana" w:hAnsi="Verdana"/>
-          <w:sz w:val="32"/>
-          <w:szCs w:val="32"/>
-        </w:rPr>
-        <w:t>implementación</w:t>
+        <w:t>Verificación posterior a la implementación</w:t>
       </w:r>
       <w:bookmarkEnd w:id="44"/>
-      <w:proofErr w:type="spellEnd"/>
     </w:p>
     <w:p>
       <w:pPr>
@@ -33331,19 +32721,10 @@
           <w:sz w:val="32"/>
           <w:szCs w:val="32"/>
         </w:rPr>
-        <w:t xml:space="preserve">Cierre del </w:t>
-      </w:r>
-      <w:proofErr w:type="spellStart"/>
-      <w:r>
-        <w:rPr>
-          <w:rFonts w:ascii="Verdana" w:hAnsi="Verdana"/>
-          <w:sz w:val="32"/>
-          <w:szCs w:val="32"/>
-        </w:rPr>
-        <w:t>cambio</w:t>
+        <w:lastRenderedPageBreak/>
+        <w:t>Cierre del cambio</w:t>
       </w:r>
       <w:bookmarkEnd w:id="45"/>
-      <w:proofErr w:type="spellEnd"/>
     </w:p>
     <w:tbl>
       <w:tblPr>
@@ -33854,7 +33235,6 @@
           <w:sz w:val="22"/>
           <w:szCs w:val="22"/>
         </w:rPr>
-        <w:lastRenderedPageBreak/>
         <w:t>Un cambio debe cerrarse únicamente cuando su decisión, implementación, pruebas, evidencias, versión resultante y verificación estén documentadas.</w:t>
       </w:r>
     </w:p>
@@ -33880,25 +33260,7 @@
           <w:sz w:val="32"/>
           <w:szCs w:val="32"/>
         </w:rPr>
-        <w:t xml:space="preserve">Uso de </w:t>
-      </w:r>
-      <w:proofErr w:type="spellStart"/>
-      <w:r>
-        <w:rPr>
-          <w:rFonts w:ascii="Verdana" w:hAnsi="Verdana"/>
-          <w:sz w:val="32"/>
-          <w:szCs w:val="32"/>
-        </w:rPr>
-        <w:t>constancias</w:t>
-      </w:r>
-      <w:proofErr w:type="spellEnd"/>
-      <w:r>
-        <w:rPr>
-          <w:rFonts w:ascii="Verdana" w:hAnsi="Verdana"/>
-          <w:sz w:val="32"/>
-          <w:szCs w:val="32"/>
-        </w:rPr>
-        <w:t xml:space="preserve"> y firmas</w:t>
+        <w:t>Uso de constancias y firmas</w:t>
       </w:r>
       <w:bookmarkEnd w:id="46"/>
     </w:p>
@@ -34102,43 +33464,7 @@
           <w:sz w:val="22"/>
           <w:szCs w:val="22"/>
         </w:rPr>
-        <w:t xml:space="preserve">Referencia a un commit o </w:t>
-      </w:r>
-      <w:proofErr w:type="spellStart"/>
-      <w:r>
-        <w:rPr>
-          <w:rFonts w:ascii="Verdana" w:hAnsi="Verdana"/>
-          <w:sz w:val="22"/>
-          <w:szCs w:val="22"/>
-        </w:rPr>
-        <w:t>pull</w:t>
-      </w:r>
-      <w:proofErr w:type="spellEnd"/>
-      <w:r>
-        <w:rPr>
-          <w:rFonts w:ascii="Verdana" w:hAnsi="Verdana"/>
-          <w:sz w:val="22"/>
-          <w:szCs w:val="22"/>
-        </w:rPr>
-        <w:t xml:space="preserve"> </w:t>
-      </w:r>
-      <w:proofErr w:type="spellStart"/>
-      <w:r>
-        <w:rPr>
-          <w:rFonts w:ascii="Verdana" w:hAnsi="Verdana"/>
-          <w:sz w:val="22"/>
-          <w:szCs w:val="22"/>
-        </w:rPr>
-        <w:t>request</w:t>
-      </w:r>
-      <w:proofErr w:type="spellEnd"/>
-      <w:r>
-        <w:rPr>
-          <w:rFonts w:ascii="Verdana" w:hAnsi="Verdana"/>
-          <w:sz w:val="22"/>
-          <w:szCs w:val="22"/>
-        </w:rPr>
-        <w:t xml:space="preserve">. </w:t>
+        <w:t xml:space="preserve">Referencia a un commit o pull request. </w:t>
       </w:r>
     </w:p>
     <w:p>
@@ -34220,23 +33546,13 @@
           <w:szCs w:val="22"/>
         </w:rPr>
       </w:pPr>
-      <w:proofErr w:type="gramStart"/>
       <w:r>
         <w:rPr>
           <w:rFonts w:ascii="Verdana" w:hAnsi="Verdana"/>
           <w:sz w:val="22"/>
           <w:szCs w:val="22"/>
         </w:rPr>
-        <w:t>Cuándo</w:t>
-      </w:r>
-      <w:proofErr w:type="gramEnd"/>
-      <w:r>
-        <w:rPr>
-          <w:rFonts w:ascii="Verdana" w:hAnsi="Verdana"/>
-          <w:sz w:val="22"/>
-          <w:szCs w:val="22"/>
-        </w:rPr>
-        <w:t xml:space="preserve"> se realizó. </w:t>
+        <w:t xml:space="preserve">Cuándo se realizó. </w:t>
       </w:r>
     </w:p>
     <w:p>
@@ -34607,6 +33923,7 @@
           <w:sz w:val="22"/>
           <w:szCs w:val="22"/>
         </w:rPr>
+        <w:lastRenderedPageBreak/>
         <w:t xml:space="preserve">Repositorio. </w:t>
       </w:r>
     </w:p>
@@ -34676,25 +33993,7 @@
           <w:sz w:val="22"/>
           <w:szCs w:val="22"/>
         </w:rPr>
-        <w:t xml:space="preserve">Pull </w:t>
-      </w:r>
-      <w:proofErr w:type="spellStart"/>
-      <w:r>
-        <w:rPr>
-          <w:rFonts w:ascii="Verdana" w:hAnsi="Verdana"/>
-          <w:sz w:val="22"/>
-          <w:szCs w:val="22"/>
-        </w:rPr>
-        <w:t>request</w:t>
-      </w:r>
-      <w:proofErr w:type="spellEnd"/>
-      <w:r>
-        <w:rPr>
-          <w:rFonts w:ascii="Verdana" w:hAnsi="Verdana"/>
-          <w:sz w:val="22"/>
-          <w:szCs w:val="22"/>
-        </w:rPr>
-        <w:t xml:space="preserve">. </w:t>
+        <w:t xml:space="preserve">Pull request. </w:t>
       </w:r>
     </w:p>
     <w:p>
@@ -34782,7 +34081,6 @@
         </w:rPr>
       </w:pPr>
       <w:bookmarkStart w:id="50" w:name="_Toc240384936"/>
-      <w:proofErr w:type="spellStart"/>
       <w:r>
         <w:rPr>
           <w:rFonts w:ascii="Verdana" w:hAnsi="Verdana"/>
@@ -34792,7 +34090,6 @@
         <w:t>Documentación</w:t>
       </w:r>
       <w:bookmarkEnd w:id="50"/>
-      <w:proofErr w:type="spellEnd"/>
     </w:p>
     <w:p>
       <w:pPr>
@@ -34879,7 +34176,6 @@
           <w:sz w:val="22"/>
           <w:szCs w:val="22"/>
         </w:rPr>
-        <w:lastRenderedPageBreak/>
         <w:t xml:space="preserve">Versión anterior. </w:t>
       </w:r>
     </w:p>
@@ -35341,41 +34637,13 @@
         </w:rPr>
       </w:pPr>
       <w:bookmarkStart w:id="52" w:name="_Toc240384938"/>
-      <w:proofErr w:type="spellStart"/>
       <w:r>
         <w:rPr>
           <w:rFonts w:ascii="Verdana" w:hAnsi="Verdana"/>
           <w:sz w:val="32"/>
           <w:szCs w:val="32"/>
         </w:rPr>
-        <w:t>Criterios</w:t>
-      </w:r>
-      <w:proofErr w:type="spellEnd"/>
-      <w:r>
-        <w:rPr>
-          <w:rFonts w:ascii="Verdana" w:hAnsi="Verdana"/>
-          <w:sz w:val="32"/>
-          <w:szCs w:val="32"/>
-        </w:rPr>
-        <w:t xml:space="preserve"> de </w:t>
-      </w:r>
-      <w:proofErr w:type="spellStart"/>
-      <w:r>
-        <w:rPr>
-          <w:rFonts w:ascii="Verdana" w:hAnsi="Verdana"/>
-          <w:sz w:val="32"/>
-          <w:szCs w:val="32"/>
-        </w:rPr>
-        <w:t>calidad</w:t>
-      </w:r>
-      <w:proofErr w:type="spellEnd"/>
-      <w:r>
-        <w:rPr>
-          <w:rFonts w:ascii="Verdana" w:hAnsi="Verdana"/>
-          <w:sz w:val="32"/>
-          <w:szCs w:val="32"/>
-        </w:rPr>
-        <w:t xml:space="preserve"> del registro</w:t>
+        <w:t>Criterios de calidad del registro</w:t>
       </w:r>
       <w:bookmarkEnd w:id="52"/>
     </w:p>
@@ -35648,6 +34916,7 @@
           <w:sz w:val="22"/>
           <w:szCs w:val="22"/>
         </w:rPr>
+        <w:lastRenderedPageBreak/>
         <w:t xml:space="preserve">Responsable. </w:t>
       </w:r>
     </w:p>
@@ -35828,35 +35097,15 @@
         </w:rPr>
       </w:pPr>
       <w:bookmarkStart w:id="53" w:name="_Toc240384939"/>
-      <w:proofErr w:type="spellStart"/>
       <w:r>
         <w:rPr>
           <w:rFonts w:ascii="Verdana" w:hAnsi="Verdana"/>
           <w:sz w:val="32"/>
           <w:szCs w:val="32"/>
         </w:rPr>
-        <w:t>Conservación</w:t>
-      </w:r>
-      <w:proofErr w:type="spellEnd"/>
-      <w:r>
-        <w:rPr>
-          <w:rFonts w:ascii="Verdana" w:hAnsi="Verdana"/>
-          <w:sz w:val="32"/>
-          <w:szCs w:val="32"/>
-        </w:rPr>
-        <w:t xml:space="preserve"> y </w:t>
-      </w:r>
-      <w:proofErr w:type="spellStart"/>
-      <w:r>
-        <w:rPr>
-          <w:rFonts w:ascii="Verdana" w:hAnsi="Verdana"/>
-          <w:sz w:val="32"/>
-          <w:szCs w:val="32"/>
-        </w:rPr>
-        <w:t>acceso</w:t>
+        <w:t>Conservación y acceso</w:t>
       </w:r>
       <w:bookmarkEnd w:id="53"/>
-      <w:proofErr w:type="spellEnd"/>
     </w:p>
     <w:p>
       <w:pPr>
@@ -35895,7 +35144,6 @@
           <w:sz w:val="22"/>
           <w:szCs w:val="22"/>
         </w:rPr>
-        <w:lastRenderedPageBreak/>
         <w:t>El acceso debe limitarse a los participantes del proyecto y a las autoridades académicas autorizadas. Las versiones entregadas en PDF pueden utilizarse como evidencia de revisión o aprobación, mientras que el archivo Excel constituye el formato editable.</w:t>
       </w:r>
     </w:p>
@@ -35915,53 +35163,15 @@
         </w:rPr>
       </w:pPr>
       <w:bookmarkStart w:id="54" w:name="_Toc240384940"/>
-      <w:proofErr w:type="spellStart"/>
       <w:r>
         <w:rPr>
           <w:rFonts w:ascii="Verdana" w:hAnsi="Verdana"/>
           <w:sz w:val="32"/>
           <w:szCs w:val="32"/>
         </w:rPr>
-        <w:t>Ejemplo</w:t>
-      </w:r>
-      <w:proofErr w:type="spellEnd"/>
-      <w:r>
-        <w:rPr>
-          <w:rFonts w:ascii="Verdana" w:hAnsi="Verdana"/>
-          <w:sz w:val="32"/>
-          <w:szCs w:val="32"/>
-        </w:rPr>
-        <w:t xml:space="preserve"> </w:t>
-      </w:r>
-      <w:proofErr w:type="spellStart"/>
-      <w:r>
-        <w:rPr>
-          <w:rFonts w:ascii="Verdana" w:hAnsi="Verdana"/>
-          <w:sz w:val="32"/>
-          <w:szCs w:val="32"/>
-        </w:rPr>
-        <w:t>resumido</w:t>
-      </w:r>
-      <w:proofErr w:type="spellEnd"/>
-      <w:r>
-        <w:rPr>
-          <w:rFonts w:ascii="Verdana" w:hAnsi="Verdana"/>
-          <w:sz w:val="32"/>
-          <w:szCs w:val="32"/>
-        </w:rPr>
-        <w:t xml:space="preserve"> de </w:t>
-      </w:r>
-      <w:proofErr w:type="spellStart"/>
-      <w:r>
-        <w:rPr>
-          <w:rFonts w:ascii="Verdana" w:hAnsi="Verdana"/>
-          <w:sz w:val="32"/>
-          <w:szCs w:val="32"/>
-        </w:rPr>
-        <w:t>registro</w:t>
+        <w:t>Ejemplo resumido de registro</w:t>
       </w:r>
       <w:bookmarkEnd w:id="54"/>
-      <w:proofErr w:type="spellEnd"/>
     </w:p>
     <w:tbl>
       <w:tblPr>
@@ -36937,6 +36147,7 @@
       </w:pPr>
     </w:p>
     <w:sectPr>
+      <w:headerReference w:type="default" r:id="rId9"/>
       <w:pgSz w:w="12240" w:h="15840"/>
       <w:pgMar w:top="1440" w:right="1440" w:bottom="1440" w:left="1440" w:header="720" w:footer="720" w:gutter="0"/>
       <w:cols w:space="720"/>
@@ -36994,6 +36205,138 @@
     </w:p>
   </w:footnote>
 </w:footnotes>
+</file>
+
+<file path=word/header1.xml><?xml version="1.0" encoding="utf-8"?>
+<w:hdr xmlns:wpc="http://schemas.microsoft.com/office/word/2010/wordprocessingCanvas" xmlns:cx="http://schemas.microsoft.com/office/drawing/2014/chartex" xmlns:cx1="http://schemas.microsoft.com/office/drawing/2015/9/8/chartex" xmlns:cx2="http://schemas.microsoft.com/office/drawing/2015/10/21/chartex" xmlns:cx3="http://schemas.microsoft.com/office/drawing/2016/5/9/chartex" xmlns:cx4="http://schemas.microsoft.com/office/drawing/2016/5/10/chartex" xmlns:cx5="http://schemas.microsoft.com/office/drawing/2016/5/11/chartex" xmlns:cx6="http://schemas.microsoft.com/office/drawing/2016/5/12/chartex" xmlns:cx7="http://schemas.microsoft.com/office/drawing/2016/5/13/chartex" xmlns:cx8="http://schemas.microsoft.com/office/drawing/2016/5/14/chartex" xmlns:mc="http://schemas.openxmlformats.org/markup-compatibility/2006" xmlns:aink="http://schemas.microsoft.com/office/drawing/2016/ink" xmlns:am3d="http://schemas.microsoft.com/office/drawing/2017/model3d" xmlns:o="urn:schemas-microsoft-com:office:office" xmlns:oel="http://schemas.microsoft.com/office/2019/extlst" xmlns:r="http://schemas.openxmlformats.org/officeDocument/2006/relationships" xmlns:m="http://schemas.openxmlformats.org/officeDocument/2006/math" xmlns:v="urn:schemas-microsoft-com:vml" xmlns:wp14="http://schemas.microsoft.com/office/word/2010/wordprocessingDrawing" xmlns:wp="http://schemas.openxmlformats.org/drawingml/2006/wordprocessingDrawing" xmlns:w10="urn:schemas-microsoft-com:office:word" xmlns:w="http://schemas.openxmlformats.org/wordprocessingml/2006/main" xmlns:w14="http://schemas.microsoft.com/office/word/2010/wordml" xmlns:w15="http://schemas.microsoft.com/office/word/2012/wordml" xmlns:w16cex="http://schemas.microsoft.com/office/word/2018/wordml/cex" xmlns:w16cid="http://schemas.microsoft.com/office/word/2016/wordml/cid" xmlns:w16="http://schemas.microsoft.com/office/word/2018/wordml" xmlns:w16du="http://schemas.microsoft.com/office/word/2023/wordml/word16du" xmlns:w16sdtdh="http://schemas.microsoft.com/office/word/2020/wordml/sdtdatahash" xmlns:w16sdtfl="http://schemas.microsoft.com/office/word/2024/wordml/sdtformatlock" xmlns:w16se="http://schemas.microsoft.com/office/word/2015/wordml/symex" xmlns:wpg="http://schemas.microsoft.com/office/word/2010/wordprocessingGroup" xmlns:wpi="http://schemas.microsoft.com/office/word/2010/wordprocessingInk" xmlns:wne="http://schemas.microsoft.com/office/word/2006/wordml" xmlns:wps="http://schemas.microsoft.com/office/word/2010/wordprocessingShape" mc:Ignorable="w14 w15 w16se w16cid w16 w16cex w16sdtdh w16sdtfl w16du wp14">
+  <w:tbl>
+    <w:tblPr>
+      <w:tblStyle w:val="Tablaconcuadrcula"/>
+      <w:tblW w:w="0" w:type="auto"/>
+      <w:tblInd w:w="38" w:type="dxa"/>
+      <w:tblBorders>
+        <w:top w:val="none" w:sz="0" w:space="0" w:color="auto"/>
+        <w:left w:val="none" w:sz="0" w:space="0" w:color="auto"/>
+        <w:bottom w:val="none" w:sz="0" w:space="0" w:color="auto"/>
+        <w:right w:val="none" w:sz="0" w:space="0" w:color="auto"/>
+        <w:insideH w:val="none" w:sz="0" w:space="0" w:color="auto"/>
+        <w:insideV w:val="none" w:sz="0" w:space="0" w:color="auto"/>
+      </w:tblBorders>
+      <w:tblLook w:val="04A0" w:firstRow="1" w:lastRow="0" w:firstColumn="1" w:lastColumn="0" w:noHBand="0" w:noVBand="1"/>
+    </w:tblPr>
+    <w:tblGrid>
+      <w:gridCol w:w="1656"/>
+      <w:gridCol w:w="7292"/>
+    </w:tblGrid>
+    <w:tr>
+      <w:trPr>
+        <w:trHeight w:val="423"/>
+      </w:trPr>
+      <w:tc>
+        <w:tcPr>
+          <w:tcW w:w="1488" w:type="dxa"/>
+        </w:tcPr>
+        <w:p>
+          <w:pPr>
+            <w:pStyle w:val="Encabezado"/>
+          </w:pPr>
+          <w:r>
+            <w:rPr>
+              <w:rFonts w:ascii="Verdana" w:hAnsi="Verdana"/>
+              <w:b/>
+              <w:bCs/>
+              <w:noProof/>
+              <w:sz w:val="32"/>
+              <w:szCs w:val="32"/>
+            </w:rPr>
+            <w:drawing>
+              <wp:inline distT="0" distB="0" distL="0" distR="0" wp14:anchorId="44D78C10" wp14:editId="1C252C23">
+                <wp:extent cx="906780" cy="445770"/>
+                <wp:effectExtent l="0" t="0" r="7620" b="0"/>
+                <wp:docPr id="1530924946" name="Picture 4" descr="Student review [2955] for Universidad Espíritu Santo"/>
+                <wp:cNvGraphicFramePr>
+                  <a:graphicFrameLocks xmlns:a="http://schemas.openxmlformats.org/drawingml/2006/main" noChangeAspect="1"/>
+                </wp:cNvGraphicFramePr>
+                <a:graphic xmlns:a="http://schemas.openxmlformats.org/drawingml/2006/main">
+                  <a:graphicData uri="http://schemas.openxmlformats.org/drawingml/2006/picture">
+                    <pic:pic xmlns:pic="http://schemas.openxmlformats.org/drawingml/2006/picture">
+                      <pic:nvPicPr>
+                        <pic:cNvPr id="0" name="Picture 7" descr="Student review [2955] for Universidad Espíritu Santo"/>
+                        <pic:cNvPicPr>
+                          <a:picLocks noChangeAspect="1" noChangeArrowheads="1"/>
+                        </pic:cNvPicPr>
+                      </pic:nvPicPr>
+                      <pic:blipFill rotWithShape="1">
+                        <a:blip r:embed="rId1">
+                          <a:extLst>
+                            <a:ext uri="{28A0092B-C50C-407E-A947-70E740481C1C}">
+                              <a14:useLocalDpi xmlns:a14="http://schemas.microsoft.com/office/drawing/2010/main" val="0"/>
+                            </a:ext>
+                          </a:extLst>
+                        </a:blip>
+                        <a:srcRect l="8696" t="18662" r="8925" b="19014"/>
+                        <a:stretch/>
+                      </pic:blipFill>
+                      <pic:spPr bwMode="auto">
+                        <a:xfrm>
+                          <a:off x="0" y="0"/>
+                          <a:ext cx="906780" cy="445770"/>
+                        </a:xfrm>
+                        <a:prstGeom prst="rect">
+                          <a:avLst/>
+                        </a:prstGeom>
+                        <a:noFill/>
+                        <a:ln>
+                          <a:noFill/>
+                        </a:ln>
+                        <a:extLst>
+                          <a:ext uri="{53640926-AAD7-44D8-BBD7-CCE9431645EC}">
+                            <a14:shadowObscured xmlns:a14="http://schemas.microsoft.com/office/drawing/2010/main"/>
+                          </a:ext>
+                        </a:extLst>
+                      </pic:spPr>
+                    </pic:pic>
+                  </a:graphicData>
+                </a:graphic>
+              </wp:inline>
+            </w:drawing>
+          </w:r>
+        </w:p>
+      </w:tc>
+      <w:tc>
+        <w:tcPr>
+          <w:tcW w:w="7292" w:type="dxa"/>
+          <w:vAlign w:val="center"/>
+        </w:tcPr>
+        <w:p>
+          <w:pPr>
+            <w:pStyle w:val="Encabezado"/>
+            <w:jc w:val="center"/>
+            <w:rPr>
+              <w:rFonts w:ascii="Verdana" w:hAnsi="Verdana"/>
+              <w:sz w:val="36"/>
+              <w:szCs w:val="36"/>
+            </w:rPr>
+          </w:pPr>
+          <w:r>
+            <w:rPr>
+              <w:rFonts w:ascii="Verdana" w:hAnsi="Verdana"/>
+              <w:color w:val="943634" w:themeColor="accent2" w:themeShade="BF"/>
+              <w:sz w:val="36"/>
+              <w:szCs w:val="36"/>
+            </w:rPr>
+            <w:t>Ingenieria de Software II</w:t>
+          </w:r>
+        </w:p>
+      </w:tc>
+    </w:tr>
+  </w:tbl>
+  <w:p>
+    <w:pPr>
+      <w:pStyle w:val="Encabezado"/>
+    </w:pPr>
+  </w:p>
+</w:hdr>
 </file>
 
 <file path=word/numbering.xml><?xml version="1.0" encoding="utf-8"?>
@@ -41994,6 +41337,7 @@
   <w:style w:type="character" w:default="1" w:styleId="Fuentedeprrafopredeter">
     <w:name w:val="Default Paragraph Font"/>
     <w:uiPriority w:val="1"/>
+    <w:semiHidden/>
     <w:unhideWhenUsed/>
   </w:style>
   <w:style w:type="table" w:default="1" w:styleId="Tablanormal">
